--- a/experiment/docs/10_整体论文大纲与填充映射.docx
+++ b/experiment/docs/10_整体论文大纲与填充映射.docx
@@ -38,7 +38,7 @@
     </w:p>
     <w:p>
       <w:r>
-        <w:t>摘要按“任务背景—统一模型—四问方法与关键结果—验证与适用条件”组织。Q1写18架次及59.131296kWh，并说明字典序及模型内精确性；Q2写6355.094259秒最后运输返回；Q3写6636.184296秒联合返回、75.068888kWh与全连续通信；Q4写严格两/三组的2/7件分类型库存缺口。末句交代独立复核和启发式非全局最优，不只列检查数量。</w:t>
+        <w:t>摘要按“任务背景—统一模型—四问方法与关键结果—验证与适用条件”组织。Q1写18架次及59.131296kWh，并说明字典序及模型内精确性；Q2写6256.803746秒最后运输返回；Q3写6636.184296秒联合返回、75.068888kWh与全连续通信；Q4写严格两/三组的2/7件分类型库存缺口。末句交代独立复核和启发式非全局最优，不只列检查数量。</w:t>
       </w:r>
     </w:p>
     <w:p>
@@ -319,7 +319,7 @@
     </w:p>
     <w:p>
       <w:r>
-        <w:t>26架次、71.945662kWh、6355.094259秒；列80箱完成、硬时限、最紧裕度和电池充电检查。建议主图4幅：路线、机身甘特、电池甘特、完成时间—能耗权衡；80行交付表入附录。</w:t>
+        <w:t>25架次、71.727380kWh、6256.803746秒；列80箱完成、硬时限、最紧裕度和电池充电检查。建议主图4幅：路线、机身甘特、电池甘特、完成时间—能耗权衡；80行交付表入附录。</w:t>
       </w:r>
     </w:p>
     <w:p>
